--- a/docs/reviews/DSFS_Audit_Review_20260924-a1073463.docx
+++ b/docs/reviews/DSFS_Audit_Review_20260924-a1073463.docx
@@ -14593,7 +14593,7 @@
           <w:sz w:val="17"/>
           <w:szCs w:val="17"/>
         </w:rPr>
-        <w:t xml:space="preserve">Cover after = target FBA ÷ (target’s own sales a day + the 14-day ad orders a day of every live campaign moving onto it from a child that is out or at risk). A swap passes only when the source is out or at risk, the target is the same size and pack, carries the keyword’s colour, and keeps 30+ days. An alternative is named only when it keeps 45+ days. Source: Sellerboard inventory planner, Amazon.com, pulled 25 Sep 2026 (FBA stock, reserved, inbound, sales velocity, days of stock left, running-out flag); Command Center campaign report, last 14 days.</w:t>
+        <w:t xml:space="preserve">Cover after = target FBA ÷ (target’s own sales a day + the 14-day ad orders a day of every live campaign moving onto it from a child that is out or at risk). A swap passes only when the source is out or at risk, the target is the same size and pack, carries the keyword’s colour, and keeps 30+ days. An alternative is named only when it keeps 45+ days, counting its inbound. Source: Sellerboard inventory planner, Amazon.com, pulled 25 Sep 2026 (FBA stock, reserved, inbound, sales velocity, days of stock left, running-out flag); Command Center campaign report, last 14 days.</w:t>
       </w:r>
     </w:p>
     <w:p>
